--- a/livrables/lecons/dzogchen/2026-09-01_lecon-dzogchen_14_corps-arc-en-ciel-sources-recits.docx
+++ b/livrables/lecons/dzogchen/2026-09-01_lecon-dzogchen_14_corps-arc-en-ciel-sources-recits.docx
@@ -429,7 +429,7 @@
           <w:sz w:val="22"/>
           <w:szCs w:val="22"/>
         </w:rPr>
-        <w:t xml:space="preserve">Le tableau ci-dessous compile les cas les mieux documentés dans les sources récupérées. Les informations proviennent de Wikipedia (Rainbow body) et de Lion's Roar (Investigating the Rainbow Body). Ces deux sources ne concordent pas toujours entre elles, ni avec les travaux universitaires : les écarts sont signalés juste après le tableau.</w:t>
+        <w:t xml:space="preserve">Le tableau ci-dessous compile les cas les mieux documentés dans les sources récupérées. Les informations proviennent de Wikipedia (Rainbow body) et de Michael Sheehy, « Investigating the Rainbow Body » (Lion's Roar), qui y recense l'ouvrage de Francis V. Tiso. Ces deux sources ne concordent pas toujours entre elles, ni avec les travaux universitaires : les écarts sont signalés juste après le tableau.</w:t>
       </w:r>
     </w:p>
     <w:tbl>
@@ -897,25 +897,47 @@
           <w:sz w:val="22"/>
           <w:szCs w:val="22"/>
         </w:rPr>
-        <w:t xml:space="preserve">① Ayu Khandro : Chögyal Namkhai Norbu, qui l'avait rencontrée en 1951 et à qui l'on doit sa biographie, était présent à sa crémation — le fait qu'un corps ait été crématisé est précisément ce qui conduit certains à contester qu'il y ait eu jalü. Le témoin direct est ici la source du doute, pas de la confirmation. ② Khenpo A-chö : Lion's Roar rapporte que les cheveux et les ongles sont restés, la Rigpa Wiki que même eux ne l'ont pas été. ③ Khenpo A-chö encore : le tableau le range en Nyingma d'après son monastère d'origine à Nyarong, rattaché à Mindroling, et sa reconnaissance par Dudjom Rinpoché ; les premiers comptes rendus de Francis Tiso le décrivaient comme un moine guélougpa pratiquant le dzogchen. Les deux lectures se défendent — ce qui doit être signalé, non tranché ici.</w:t>
-      </w:r>
-    </w:p>
-    <w:p>
-      <w:pPr>
-        <w:spacing w:after="80" w:before="80"/>
-      </w:pPr>
-      <w:r>
-        <w:rPr>
-          <w:rFonts w:ascii="Times New Roman" w:cs="Times New Roman" w:eastAsia="Times New Roman" w:hAnsi="Times New Roman"/>
-          <w:b w:val="false"/>
-          <w:bCs w:val="false"/>
-          <w:i w:val="false"/>
-          <w:iCs w:val="false"/>
-          <w:color w:val="1F2937"/>
-          <w:sz w:val="22"/>
-          <w:szCs w:val="22"/>
-        </w:rPr>
-        <w:t xml:space="preserve">Selon Lion's Roar, le gouvernement chinois aurait déclaré illégale la « montée en arc-en-ciel », d'où une politique de discrétion entourant les cas contemporains au Tibet. L'affirmation est reprise ici telle qu'elle figure dans l'article, qui ne l'adosse à aucun texte juridique : à traiter comme un élément de contexte non vérifié, non comme un fait établi.</w:t>
+        <w:t xml:space="preserve">① Ayu Khandro : Chögyal Namkhai Norbu, qui l'avait rencontrée en 1951 et à qui l'on doit sa biographie, était présent à sa crémation — le fait qu'un corps ait été crématisé est précisément ce qui conduit certains à contester qu'il y ait eu jalü. Le témoin direct est ici la source du doute, pas de la confirmation. ② Khenpo A-chö : Michael Sheehy rapporte, d'après Francis Tiso, que la presse chinoise locale a écrit « What remain are hair and nails » — c'est donc une source de troisième main ; la Rigpa Wiki dit que même eux ne sont pas restés. ③ Khenpo A-chö encore : le tableau le range en Nyingma d'après son monastère d'origine à Nyarong, rattaché à Mindroling, et sa reconnaissance par Dudjom Rinpoché ; les premiers comptes rendus de Francis Tiso le décrivaient comme un moine guélougpa pratiquant le dzogchen. Les deux lectures se défendent — ce qui doit être signalé, non tranché ici.</w:t>
+      </w:r>
+      <w:r>
+        <w:rPr>
+          <w:rFonts w:ascii="Times New Roman" w:cs="Times New Roman" w:eastAsia="Times New Roman" w:hAnsi="Times New Roman"/>
+          <w:i/>
+          <w:iCs/>
+          <w:color w:val="6B7280"/>
+          <w:sz w:val="20"/>
+          <w:szCs w:val="20"/>
+        </w:rPr>
+        <w:t xml:space="preserve"> [Corrigé le 24/09/2026 : la leçon écrivait « Lion's Roar rapporte ». L'article est signé Michael Sheehy, et sur ce point précis il ne rapporte pas de lui-même : « In the case of Khenpo A Chö, as Father Tiso notes, the local Chinese press reported that his body … What remain are hair and nails. » La chaîne se dit en entier.]</w:t>
+      </w:r>
+    </w:p>
+    <w:p>
+      <w:pPr>
+        <w:spacing w:after="80" w:before="80"/>
+      </w:pPr>
+      <w:r>
+        <w:rPr>
+          <w:rFonts w:ascii="Times New Roman" w:cs="Times New Roman" w:eastAsia="Times New Roman" w:hAnsi="Times New Roman"/>
+          <w:b w:val="false"/>
+          <w:bCs w:val="false"/>
+          <w:i w:val="false"/>
+          <w:iCs w:val="false"/>
+          <w:color w:val="1F2937"/>
+          <w:sz w:val="22"/>
+          <w:szCs w:val="22"/>
+        </w:rPr>
+        <w:t xml:space="preserve">Selon Michael Sheehy (Lion's Roar), « the Chinese government has declared going rainbow to be illegal », d'où une politique de discrétion entourant les cas contemporains au Tibet. L'affirmation est reprise ici telle qu'elle figure dans l'article, qui ne l'adosse à aucun texte juridique : à traiter comme un élément de contexte non vérifié, non comme un fait établi.</w:t>
+      </w:r>
+      <w:r>
+        <w:rPr>
+          <w:rFonts w:ascii="Times New Roman" w:cs="Times New Roman" w:eastAsia="Times New Roman" w:hAnsi="Times New Roman"/>
+          <w:i/>
+          <w:iCs/>
+          <w:color w:val="6B7280"/>
+          <w:sz w:val="20"/>
+          <w:szCs w:val="20"/>
+        </w:rPr>
+        <w:t xml:space="preserve"> [Corrigé le 24/09/2026 : « selon Lion's Roar » → l'auteur de l'article. Sa phrase est recopiée telle quelle ; il n'y adosse aucun texte juridique, ce que la suite du paragraphe disait déjà.]</w:t>
       </w:r>
     </w:p>
     <w:p>
@@ -1241,7 +1263,7 @@
           <w:sz w:val="20"/>
           <w:szCs w:val="20"/>
         </w:rPr>
-        <w:t xml:space="preserve">  — Synthèse à partir de Lion's Roar — Investigating the Rainbow Body</w:t>
+        <w:t xml:space="preserve">  — Synthèse à partir de Michael Sheehy, « Investigating the Rainbow Body » (Lion's Roar)</w:t>
       </w:r>
     </w:p>
     <w:p>
@@ -1746,7 +1768,7 @@
             <w:szCs w:val="22"/>
             <w:u w:val="single"/>
           </w:rPr>
-          <w:t xml:space="preserve">Investigating the Rainbow Body — Lion's Roar</w:t>
+          <w:t xml:space="preserve">Investigating the Rainbow Body — Michael Sheehy, Lion's Roar</w:t>
         </w:r>
       </w:hyperlink>
       <w:r>
@@ -1756,7 +1778,7 @@
           <w:sz w:val="22"/>
           <w:szCs w:val="22"/>
         </w:rPr>
-        <w:t xml:space="preserve"> — Analyse critique des récits : cas Khenpo A-chö, tension entre témoignage et documentation. (200 ✅)</w:t>
+        <w:t xml:space="preserve"> — recension de Rainbow Body and Resurrection de Francis V. Tiso, par Michael Sheehy, PhD (Contemplative Sciences Center et religious studies, University of Virginia, d'après la page) : cas Khenpo A-chö, tension entre témoignage et documentation. (200 ✅)</w:t>
       </w:r>
     </w:p>
     <w:p>
@@ -2301,6 +2323,38 @@
           <w:szCs w:val="22"/>
         </w:rPr>
         <w:t xml:space="preserve">ressources. Sur une leçon intitulée « sources textuelles », le dépôt de textes tibétains traduits n'avait pas été ouvert. Il est ajouté.</w:t>
+      </w:r>
+    </w:p>
+    <w:p>
+      <w:pPr>
+        <w:spacing w:after="60" w:before="60"/>
+      </w:pPr>
+      <w:r>
+        <w:rPr>
+          <w:rFonts w:ascii="Times New Roman" w:cs="Times New Roman" w:eastAsia="Times New Roman" w:hAnsi="Times New Roman"/>
+          <w:b/>
+          <w:bCs/>
+          <w:color w:val="1F2937"/>
+          <w:sz w:val="22"/>
+          <w:szCs w:val="22"/>
+        </w:rPr>
+        <w:t xml:space="preserve">10. Un article signé, cité quatre fois par le nom du magazine — sections 2, 4, tableau et ressources (24/09/2026).</w:t>
+      </w:r>
+    </w:p>
+    <w:p>
+      <w:pPr>
+        <w:spacing w:after="60" w:before="60"/>
+      </w:pPr>
+      <w:r>
+        <w:rPr>
+          <w:rFonts w:ascii="Times New Roman" w:cs="Times New Roman" w:eastAsia="Times New Roman" w:hAnsi="Times New Roman"/>
+          <w:b/>
+          <w:bCs/>
+          <w:color w:val="1F2937"/>
+          <w:sz w:val="22"/>
+          <w:szCs w:val="22"/>
+        </w:rPr>
+        <w:t xml:space="preserve">« Lion's Roar (Investigating the Rainbow Body) », « Selon Lion's Roar », « Lion's Roar rapporte », « Synthèse à partir de Lion's Roar » : l'article est signé « By Michael Sheehy » — Michael Sheehy, PhD, directeur de la recherche au Contemplative Sciences Center et enseignant en religious studies à l'University of Virginia, d'après la page elle-même. C'est de plus une recension : « Michael Sheehy reviews “Rainbow Body and Resurrection” by Francis V. Tiso. » Un magazine publie, il n'écrit pas. Sur le point ② des écarts entre sources, la chaîne était en outre raccourcie : Sheehy cite Tiso qui cite la presse chinoise locale — trois mains avant d'arriver au fait, ce que le texte dit désormais.</w:t>
       </w:r>
     </w:p>
     <w:p>
